--- a/validation/docs/VAL-LIMS-FRS-001-FRS.docx
+++ b/validation/docs/VAL-LIMS-FRS-001-FRS.docx
@@ -351,11 +351,11 @@
       <w:pPr>
         <w:pStyle w:val="Heading1"/>
       </w:pPr>
-      <w:bookmarkStart w:name="_Toc50" w:id="50"/>
+      <w:bookmarkStart w:name="_Toc57" w:id="57"/>
       <w:r>
         <w:t xml:space="preserve">Contents</w:t>
       </w:r>
-      <w:bookmarkEnd w:id="50"/>
+      <w:bookmarkEnd w:id="57"/>
     </w:p>
     <w:sdt>
       <w:sdtPr>
@@ -374,7 +374,7 @@
             <w:instrText xml:space="preserve">TOC \h \o "1-2"</w:instrText>
             <w:fldChar w:fldCharType="separate"/>
           </w:r>
-          <w:hyperlink w:history="1" w:anchor="_Toc50">
+          <w:hyperlink w:history="1" w:anchor="_Toc57">
             <w:r>
               <w:t xml:space="preserve">Contents</w:t>
             </w:r>
@@ -383,7 +383,7 @@
             </w:r>
             <w:r>
               <w:fldChar w:fldCharType="begin" w:dirty="true"/>
-              <w:instrText xml:space="preserve">PAGEREF _Toc50 \h</w:instrText>
+              <w:instrText xml:space="preserve">PAGEREF _Toc57 \h</w:instrText>
               <w:fldChar w:fldCharType="separate"/>
               <w:fldChar w:fldCharType="end"/>
             </w:r>
@@ -396,7 +396,7 @@
               <w:tab w:val="right" w:pos="9026" w:leader="dot"/>
             </w:tabs>
           </w:pPr>
-          <w:hyperlink w:history="1" w:anchor="_Toc51">
+          <w:hyperlink w:history="1" w:anchor="_Toc58">
             <w:r>
               <w:t xml:space="preserve">1. Architecture</w:t>
             </w:r>
@@ -405,7 +405,7 @@
             </w:r>
             <w:r>
               <w:fldChar w:fldCharType="begin" w:dirty="true"/>
-              <w:instrText xml:space="preserve">PAGEREF _Toc51 \h</w:instrText>
+              <w:instrText xml:space="preserve">PAGEREF _Toc58 \h</w:instrText>
               <w:fldChar w:fldCharType="separate"/>
               <w:fldChar w:fldCharType="end"/>
             </w:r>
@@ -418,7 +418,7 @@
               <w:tab w:val="right" w:pos="9026" w:leader="dot"/>
             </w:tabs>
           </w:pPr>
-          <w:hyperlink w:history="1" w:anchor="_Toc52">
+          <w:hyperlink w:history="1" w:anchor="_Toc59">
             <w:r>
               <w:t xml:space="preserve">2. Functional specification</w:t>
             </w:r>
@@ -427,7 +427,7 @@
             </w:r>
             <w:r>
               <w:fldChar w:fldCharType="begin" w:dirty="true"/>
-              <w:instrText xml:space="preserve">PAGEREF _Toc52 \h</w:instrText>
+              <w:instrText xml:space="preserve">PAGEREF _Toc59 \h</w:instrText>
               <w:fldChar w:fldCharType="separate"/>
               <w:fldChar w:fldCharType="end"/>
             </w:r>
@@ -440,7 +440,7 @@
               <w:tab w:val="right" w:pos="9026" w:leader="dot"/>
             </w:tabs>
           </w:pPr>
-          <w:hyperlink w:history="1" w:anchor="_Toc53">
+          <w:hyperlink w:history="1" w:anchor="_Toc60">
             <w:r>
               <w:t xml:space="preserve">Approval</w:t>
             </w:r>
@@ -449,7 +449,7 @@
             </w:r>
             <w:r>
               <w:fldChar w:fldCharType="begin" w:dirty="true"/>
-              <w:instrText xml:space="preserve">PAGEREF _Toc53 \h</w:instrText>
+              <w:instrText xml:space="preserve">PAGEREF _Toc60 \h</w:instrText>
               <w:fldChar w:fldCharType="separate"/>
               <w:fldChar w:fldCharType="end"/>
             </w:r>
@@ -466,11 +466,11 @@
       <w:pPr>
         <w:pStyle w:val="Heading1"/>
       </w:pPr>
-      <w:bookmarkStart w:name="_Toc51" w:id="51"/>
+      <w:bookmarkStart w:name="_Toc58" w:id="58"/>
       <w:r>
         <w:t xml:space="preserve">1. Architecture</w:t>
       </w:r>
-      <w:bookmarkEnd w:id="51"/>
+      <w:bookmarkEnd w:id="58"/>
     </w:p>
     <w:p>
       <w:pPr>
@@ -493,11 +493,11 @@
       <w:pPr>
         <w:pStyle w:val="Heading1"/>
       </w:pPr>
-      <w:bookmarkStart w:name="_Toc52" w:id="52"/>
+      <w:bookmarkStart w:name="_Toc59" w:id="59"/>
       <w:r>
         <w:t xml:space="preserve">2. Functional specification</w:t>
       </w:r>
-      <w:bookmarkEnd w:id="52"/>
+      <w:bookmarkEnd w:id="59"/>
     </w:p>
     <w:tbl>
       <w:tblPr>
@@ -5865,16 +5865,1667 @@
           </w:p>
         </w:tc>
       </w:tr>
+      <w:tr>
+        <w:tc>
+          <w:tcPr>
+            <w:tcW w:type="dxa" w:w="900"/>
+            <w:shd w:fill="F2F5F7" w:val="clear"/>
+            <w:tcMar>
+              <w:top w:type="dxa" w:w="70"/>
+              <w:left w:type="dxa" w:w="110"/>
+              <w:bottom w:type="dxa" w:w="70"/>
+              <w:right w:type="dxa" w:w="110"/>
+            </w:tcMar>
+          </w:tcPr>
+          <w:p>
+            <w:r>
+              <w:rPr>
+                <w:sz w:val="17"/>
+                <w:szCs w:val="17"/>
+              </w:rPr>
+              <w:t xml:space="preserve">FRS-200</w:t>
+            </w:r>
+          </w:p>
+        </w:tc>
+        <w:tc>
+          <w:tcPr>
+            <w:tcW w:type="dxa" w:w="7300"/>
+            <w:shd w:fill="F2F5F7" w:val="clear"/>
+            <w:tcMar>
+              <w:top w:type="dxa" w:w="70"/>
+              <w:left w:type="dxa" w:w="110"/>
+              <w:bottom w:type="dxa" w:w="70"/>
+              <w:right w:type="dxa" w:w="110"/>
+            </w:tcMar>
+          </w:tcPr>
+          <w:p>
+            <w:r>
+              <w:rPr>
+                <w:sz w:val="17"/>
+                <w:szCs w:val="17"/>
+              </w:rPr>
+              <w:t xml:space="preserve">src/lib/spc.ts holds the pure statistics shared by the server and the screen (I-MR limits, zones, Cp/Cpk/Pp/Ppk, Nelson and Westgard rules); src/server/stats/ reads approved results in one join and computes the series; stability pulls and non-numeric values are counted, not plotted.</w:t>
+            </w:r>
+          </w:p>
+        </w:tc>
+        <w:tc>
+          <w:tcPr>
+            <w:tcW w:type="dxa" w:w="1800"/>
+            <w:shd w:fill="F2F5F7" w:val="clear"/>
+            <w:tcMar>
+              <w:top w:type="dxa" w:w="70"/>
+              <w:left w:type="dxa" w:w="110"/>
+              <w:bottom w:type="dxa" w:w="70"/>
+              <w:right w:type="dxa" w:w="110"/>
+            </w:tcMar>
+          </w:tcPr>
+          <w:p>
+            <w:r>
+              <w:rPr>
+                <w:sz w:val="17"/>
+                <w:szCs w:val="17"/>
+              </w:rPr>
+              <w:t xml:space="preserve">URS-120</w:t>
+            </w:r>
+          </w:p>
+        </w:tc>
+      </w:tr>
+      <w:tr>
+        <w:tc>
+          <w:tcPr>
+            <w:tcW w:type="dxa" w:w="900"/>
+            <w:tcMar>
+              <w:top w:type="dxa" w:w="70"/>
+              <w:left w:type="dxa" w:w="110"/>
+              <w:bottom w:type="dxa" w:w="70"/>
+              <w:right w:type="dxa" w:w="110"/>
+            </w:tcMar>
+          </w:tcPr>
+          <w:p>
+            <w:r>
+              <w:rPr>
+                <w:sz w:val="17"/>
+                <w:szCs w:val="17"/>
+              </w:rPr>
+              <w:t xml:space="preserve">FRS-201</w:t>
+            </w:r>
+          </w:p>
+        </w:tc>
+        <w:tc>
+          <w:tcPr>
+            <w:tcW w:type="dxa" w:w="7300"/>
+            <w:tcMar>
+              <w:top w:type="dxa" w:w="70"/>
+              <w:left w:type="dxa" w:w="110"/>
+              <w:bottom w:type="dxa" w:w="70"/>
+              <w:right w:type="dxa" w:w="110"/>
+            </w:tcMar>
+          </w:tcPr>
+          <w:p>
+            <w:r>
+              <w:rPr>
+                <w:sz w:val="17"/>
+                <w:szCs w:val="17"/>
+              </w:rPr>
+              <w:t xml:space="preserve">src/server/stats/baselines.ts computes, signs (signRecord, meaning SPC_BASELINE_APPROVAL, version predicate) and supersedes a baseline in one transaction; spc.manage is held by QA and Administrator; drizzle/0320_spc.sql forbids a second Approved baseline.</w:t>
+            </w:r>
+          </w:p>
+        </w:tc>
+        <w:tc>
+          <w:tcPr>
+            <w:tcW w:type="dxa" w:w="1800"/>
+            <w:tcMar>
+              <w:top w:type="dxa" w:w="70"/>
+              <w:left w:type="dxa" w:w="110"/>
+              <w:bottom w:type="dxa" w:w="70"/>
+              <w:right w:type="dxa" w:w="110"/>
+            </w:tcMar>
+          </w:tcPr>
+          <w:p>
+            <w:r>
+              <w:rPr>
+                <w:sz w:val="17"/>
+                <w:szCs w:val="17"/>
+              </w:rPr>
+              <w:t xml:space="preserve">URS-121</w:t>
+            </w:r>
+          </w:p>
+        </w:tc>
+      </w:tr>
+      <w:tr>
+        <w:tc>
+          <w:tcPr>
+            <w:tcW w:type="dxa" w:w="900"/>
+            <w:shd w:fill="F2F5F7" w:val="clear"/>
+            <w:tcMar>
+              <w:top w:type="dxa" w:w="70"/>
+              <w:left w:type="dxa" w:w="110"/>
+              <w:bottom w:type="dxa" w:w="70"/>
+              <w:right w:type="dxa" w:w="110"/>
+            </w:tcMar>
+          </w:tcPr>
+          <w:p>
+            <w:r>
+              <w:rPr>
+                <w:sz w:val="17"/>
+                <w:szCs w:val="17"/>
+              </w:rPr>
+              <w:t xml:space="preserve">FRS-202</w:t>
+            </w:r>
+          </w:p>
+        </w:tc>
+        <w:tc>
+          <w:tcPr>
+            <w:tcW w:type="dxa" w:w="7300"/>
+            <w:shd w:fill="F2F5F7" w:val="clear"/>
+            <w:tcMar>
+              <w:top w:type="dxa" w:w="70"/>
+              <w:left w:type="dxa" w:w="110"/>
+              <w:bottom w:type="dxa" w:w="70"/>
+              <w:right w:type="dxa" w:w="110"/>
+            </w:tcMar>
+          </w:tcPr>
+          <w:p>
+            <w:r>
+              <w:rPr>
+                <w:sz w:val="17"/>
+                <w:szCs w:val="17"/>
+              </w:rPr>
+              <w:t xml:space="preserve">src/server/stats/alerts.ts raises one alert per rule violation (unique key) and the hourly job src/server/schedules/oot.ts evaluates under the service principal; acknowledging goes through src/server/routes/trending.ts with a note and the version.</w:t>
+            </w:r>
+          </w:p>
+        </w:tc>
+        <w:tc>
+          <w:tcPr>
+            <w:tcW w:type="dxa" w:w="1800"/>
+            <w:shd w:fill="F2F5F7" w:val="clear"/>
+            <w:tcMar>
+              <w:top w:type="dxa" w:w="70"/>
+              <w:left w:type="dxa" w:w="110"/>
+              <w:bottom w:type="dxa" w:w="70"/>
+              <w:right w:type="dxa" w:w="110"/>
+            </w:tcMar>
+          </w:tcPr>
+          <w:p>
+            <w:r>
+              <w:rPr>
+                <w:sz w:val="17"/>
+                <w:szCs w:val="17"/>
+              </w:rPr>
+              <w:t xml:space="preserve">URS-122</w:t>
+            </w:r>
+          </w:p>
+        </w:tc>
+      </w:tr>
+      <w:tr>
+        <w:tc>
+          <w:tcPr>
+            <w:tcW w:type="dxa" w:w="900"/>
+            <w:tcMar>
+              <w:top w:type="dxa" w:w="70"/>
+              <w:left w:type="dxa" w:w="110"/>
+              <w:bottom w:type="dxa" w:w="70"/>
+              <w:right w:type="dxa" w:w="110"/>
+            </w:tcMar>
+          </w:tcPr>
+          <w:p>
+            <w:r>
+              <w:rPr>
+                <w:sz w:val="17"/>
+                <w:szCs w:val="17"/>
+              </w:rPr>
+              <w:t xml:space="preserve">FRS-203</w:t>
+            </w:r>
+          </w:p>
+        </w:tc>
+        <w:tc>
+          <w:tcPr>
+            <w:tcW w:type="dxa" w:w="7300"/>
+            <w:tcMar>
+              <w:top w:type="dxa" w:w="70"/>
+              <w:left w:type="dxa" w:w="110"/>
+              <w:bottom w:type="dxa" w:w="70"/>
+              <w:right w:type="dxa" w:w="110"/>
+            </w:tcMar>
+          </w:tcPr>
+          <w:p>
+            <w:r>
+              <w:rPr>
+                <w:sz w:val="17"/>
+                <w:szCs w:val="17"/>
+              </w:rPr>
+              <w:t xml:space="preserve">src/server/stats/stability.ts and src/lib/spc.ts compute the one-sided bound shelf life per batch and condition, round down and cap the extrapolation.</w:t>
+            </w:r>
+          </w:p>
+        </w:tc>
+        <w:tc>
+          <w:tcPr>
+            <w:tcW w:type="dxa" w:w="1800"/>
+            <w:tcMar>
+              <w:top w:type="dxa" w:w="70"/>
+              <w:left w:type="dxa" w:w="110"/>
+              <w:bottom w:type="dxa" w:w="70"/>
+              <w:right w:type="dxa" w:w="110"/>
+            </w:tcMar>
+          </w:tcPr>
+          <w:p>
+            <w:r>
+              <w:rPr>
+                <w:sz w:val="17"/>
+                <w:szCs w:val="17"/>
+              </w:rPr>
+              <w:t xml:space="preserve">URS-123</w:t>
+            </w:r>
+          </w:p>
+        </w:tc>
+      </w:tr>
+      <w:tr>
+        <w:tc>
+          <w:tcPr>
+            <w:tcW w:type="dxa" w:w="900"/>
+            <w:shd w:fill="F2F5F7" w:val="clear"/>
+            <w:tcMar>
+              <w:top w:type="dxa" w:w="70"/>
+              <w:left w:type="dxa" w:w="110"/>
+              <w:bottom w:type="dxa" w:w="70"/>
+              <w:right w:type="dxa" w:w="110"/>
+            </w:tcMar>
+          </w:tcPr>
+          <w:p>
+            <w:r>
+              <w:rPr>
+                <w:sz w:val="17"/>
+                <w:szCs w:val="17"/>
+              </w:rPr>
+              <w:t xml:space="preserve">FRS-210</w:t>
+            </w:r>
+          </w:p>
+        </w:tc>
+        <w:tc>
+          <w:tcPr>
+            <w:tcW w:type="dxa" w:w="7300"/>
+            <w:shd w:fill="F2F5F7" w:val="clear"/>
+            <w:tcMar>
+              <w:top w:type="dxa" w:w="70"/>
+              <w:left w:type="dxa" w:w="110"/>
+              <w:bottom w:type="dxa" w:w="70"/>
+              <w:right w:type="dxa" w:w="110"/>
+            </w:tcMar>
+          </w:tcPr>
+          <w:p>
+            <w:r>
+              <w:rPr>
+                <w:sz w:val="17"/>
+                <w:szCs w:val="17"/>
+              </w:rPr>
+              <w:t xml:space="preserve">src/server/auth/ldap.ts connects with ldapts over LDAPS or StartTLS with the certificate always verified, refuses a URL whose scheme does not match the security mode, escapes names (RFC 4515) and never binds with an empty password.</w:t>
+            </w:r>
+          </w:p>
+        </w:tc>
+        <w:tc>
+          <w:tcPr>
+            <w:tcW w:type="dxa" w:w="1800"/>
+            <w:shd w:fill="F2F5F7" w:val="clear"/>
+            <w:tcMar>
+              <w:top w:type="dxa" w:w="70"/>
+              <w:left w:type="dxa" w:w="110"/>
+              <w:bottom w:type="dxa" w:w="70"/>
+              <w:right w:type="dxa" w:w="110"/>
+            </w:tcMar>
+          </w:tcPr>
+          <w:p>
+            <w:r>
+              <w:rPr>
+                <w:sz w:val="17"/>
+                <w:szCs w:val="17"/>
+              </w:rPr>
+              <w:t xml:space="preserve">URS-124</w:t>
+            </w:r>
+          </w:p>
+        </w:tc>
+      </w:tr>
+      <w:tr>
+        <w:tc>
+          <w:tcPr>
+            <w:tcW w:type="dxa" w:w="900"/>
+            <w:tcMar>
+              <w:top w:type="dxa" w:w="70"/>
+              <w:left w:type="dxa" w:w="110"/>
+              <w:bottom w:type="dxa" w:w="70"/>
+              <w:right w:type="dxa" w:w="110"/>
+            </w:tcMar>
+          </w:tcPr>
+          <w:p>
+            <w:r>
+              <w:rPr>
+                <w:sz w:val="17"/>
+                <w:szCs w:val="17"/>
+              </w:rPr>
+              <w:t xml:space="preserve">FRS-211</w:t>
+            </w:r>
+          </w:p>
+        </w:tc>
+        <w:tc>
+          <w:tcPr>
+            <w:tcW w:type="dxa" w:w="7300"/>
+            <w:tcMar>
+              <w:top w:type="dxa" w:w="70"/>
+              <w:left w:type="dxa" w:w="110"/>
+              <w:bottom w:type="dxa" w:w="70"/>
+              <w:right w:type="dxa" w:w="110"/>
+            </w:tcMar>
+          </w:tcPr>
+          <w:p>
+            <w:r>
+              <w:rPr>
+                <w:sz w:val="17"/>
+                <w:szCs w:val="17"/>
+              </w:rPr>
+              <w:t xml:space="preserve">src/server/routes/directory.ts: mappings are Draft until QA approves with signRecord; the proposer cannot approve; the Administrator role cannot be mapped (API and table constraint in drizzle/0310_directory.sql); a person in no approved group is not created.</w:t>
+            </w:r>
+          </w:p>
+        </w:tc>
+        <w:tc>
+          <w:tcPr>
+            <w:tcW w:type="dxa" w:w="1800"/>
+            <w:tcMar>
+              <w:top w:type="dxa" w:w="70"/>
+              <w:left w:type="dxa" w:w="110"/>
+              <w:bottom w:type="dxa" w:w="70"/>
+              <w:right w:type="dxa" w:w="110"/>
+            </w:tcMar>
+          </w:tcPr>
+          <w:p>
+            <w:r>
+              <w:rPr>
+                <w:sz w:val="17"/>
+                <w:szCs w:val="17"/>
+              </w:rPr>
+              <w:t xml:space="preserve">URS-125</w:t>
+            </w:r>
+          </w:p>
+        </w:tc>
+      </w:tr>
+      <w:tr>
+        <w:tc>
+          <w:tcPr>
+            <w:tcW w:type="dxa" w:w="900"/>
+            <w:shd w:fill="F2F5F7" w:val="clear"/>
+            <w:tcMar>
+              <w:top w:type="dxa" w:w="70"/>
+              <w:left w:type="dxa" w:w="110"/>
+              <w:bottom w:type="dxa" w:w="70"/>
+              <w:right w:type="dxa" w:w="110"/>
+            </w:tcMar>
+          </w:tcPr>
+          <w:p>
+            <w:r>
+              <w:rPr>
+                <w:sz w:val="17"/>
+                <w:szCs w:val="17"/>
+              </w:rPr>
+              <w:t xml:space="preserve">FRS-212</w:t>
+            </w:r>
+          </w:p>
+        </w:tc>
+        <w:tc>
+          <w:tcPr>
+            <w:tcW w:type="dxa" w:w="7300"/>
+            <w:shd w:fill="F2F5F7" w:val="clear"/>
+            <w:tcMar>
+              <w:top w:type="dxa" w:w="70"/>
+              <w:left w:type="dxa" w:w="110"/>
+              <w:bottom w:type="dxa" w:w="70"/>
+              <w:right w:type="dxa" w:w="110"/>
+            </w:tcMar>
+          </w:tcPr>
+          <w:p>
+            <w:r>
+              <w:rPr>
+                <w:sz w:val="17"/>
+                <w:szCs w:val="17"/>
+              </w:rPr>
+              <w:t xml:space="preserve">The directory is one more principal resolver (src/server/auth/ldap.ts) that proves identity only; the sign-in lock, TOTP, sessions and revocation are those of the local identity module; the external id (objectGUID) is unique and a local account is never reused by address.</w:t>
+            </w:r>
+          </w:p>
+        </w:tc>
+        <w:tc>
+          <w:tcPr>
+            <w:tcW w:type="dxa" w:w="1800"/>
+            <w:shd w:fill="F2F5F7" w:val="clear"/>
+            <w:tcMar>
+              <w:top w:type="dxa" w:w="70"/>
+              <w:left w:type="dxa" w:w="110"/>
+              <w:bottom w:type="dxa" w:w="70"/>
+              <w:right w:type="dxa" w:w="110"/>
+            </w:tcMar>
+          </w:tcPr>
+          <w:p>
+            <w:r>
+              <w:rPr>
+                <w:sz w:val="17"/>
+                <w:szCs w:val="17"/>
+              </w:rPr>
+              <w:t xml:space="preserve">URS-126</w:t>
+            </w:r>
+          </w:p>
+        </w:tc>
+      </w:tr>
+      <w:tr>
+        <w:tc>
+          <w:tcPr>
+            <w:tcW w:type="dxa" w:w="900"/>
+            <w:tcMar>
+              <w:top w:type="dxa" w:w="70"/>
+              <w:left w:type="dxa" w:w="110"/>
+              <w:bottom w:type="dxa" w:w="70"/>
+              <w:right w:type="dxa" w:w="110"/>
+            </w:tcMar>
+          </w:tcPr>
+          <w:p>
+            <w:r>
+              <w:rPr>
+                <w:sz w:val="17"/>
+                <w:szCs w:val="17"/>
+              </w:rPr>
+              <w:t xml:space="preserve">FRS-213</w:t>
+            </w:r>
+          </w:p>
+        </w:tc>
+        <w:tc>
+          <w:tcPr>
+            <w:tcW w:type="dxa" w:w="7300"/>
+            <w:tcMar>
+              <w:top w:type="dxa" w:w="70"/>
+              <w:left w:type="dxa" w:w="110"/>
+              <w:bottom w:type="dxa" w:w="70"/>
+              <w:right w:type="dxa" w:w="110"/>
+            </w:tcMar>
+          </w:tcPr>
+          <w:p>
+            <w:r>
+              <w:rPr>
+                <w:sz w:val="17"/>
+                <w:szCs w:val="17"/>
+              </w:rPr>
+              <w:t xml:space="preserve">src/server/auth/ldap.ts break-glass: an account flagged in directory_accounts signs in only while the directory is unreachable, with password and authenticator, and every use writes a security event; src/server/routes/directory.ts refuses to remove the last one.</w:t>
+            </w:r>
+          </w:p>
+        </w:tc>
+        <w:tc>
+          <w:tcPr>
+            <w:tcW w:type="dxa" w:w="1800"/>
+            <w:tcMar>
+              <w:top w:type="dxa" w:w="70"/>
+              <w:left w:type="dxa" w:w="110"/>
+              <w:bottom w:type="dxa" w:w="70"/>
+              <w:right w:type="dxa" w:w="110"/>
+            </w:tcMar>
+          </w:tcPr>
+          <w:p>
+            <w:r>
+              <w:rPr>
+                <w:sz w:val="17"/>
+                <w:szCs w:val="17"/>
+              </w:rPr>
+              <w:t xml:space="preserve">URS-127</w:t>
+            </w:r>
+          </w:p>
+        </w:tc>
+      </w:tr>
+      <w:tr>
+        <w:tc>
+          <w:tcPr>
+            <w:tcW w:type="dxa" w:w="900"/>
+            <w:shd w:fill="F2F5F7" w:val="clear"/>
+            <w:tcMar>
+              <w:top w:type="dxa" w:w="70"/>
+              <w:left w:type="dxa" w:w="110"/>
+              <w:bottom w:type="dxa" w:w="70"/>
+              <w:right w:type="dxa" w:w="110"/>
+            </w:tcMar>
+          </w:tcPr>
+          <w:p>
+            <w:r>
+              <w:rPr>
+                <w:sz w:val="17"/>
+                <w:szCs w:val="17"/>
+              </w:rPr>
+              <w:t xml:space="preserve">FRS-214</w:t>
+            </w:r>
+          </w:p>
+        </w:tc>
+        <w:tc>
+          <w:tcPr>
+            <w:tcW w:type="dxa" w:w="7300"/>
+            <w:shd w:fill="F2F5F7" w:val="clear"/>
+            <w:tcMar>
+              <w:top w:type="dxa" w:w="70"/>
+              <w:left w:type="dxa" w:w="110"/>
+              <w:bottom w:type="dxa" w:w="70"/>
+              <w:right w:type="dxa" w:w="110"/>
+            </w:tcMar>
+          </w:tcPr>
+          <w:p>
+            <w:r>
+              <w:rPr>
+                <w:sz w:val="17"/>
+                <w:szCs w:val="17"/>
+              </w:rPr>
+              <w:t xml:space="preserve">The password check used by signRecord and re-authentication is delegated to src/server/auth/ldap.ts for a directory person; the failure counter and the lock are the local ones.</w:t>
+            </w:r>
+          </w:p>
+        </w:tc>
+        <w:tc>
+          <w:tcPr>
+            <w:tcW w:type="dxa" w:w="1800"/>
+            <w:shd w:fill="F2F5F7" w:val="clear"/>
+            <w:tcMar>
+              <w:top w:type="dxa" w:w="70"/>
+              <w:left w:type="dxa" w:w="110"/>
+              <w:bottom w:type="dxa" w:w="70"/>
+              <w:right w:type="dxa" w:w="110"/>
+            </w:tcMar>
+          </w:tcPr>
+          <w:p>
+            <w:r>
+              <w:rPr>
+                <w:sz w:val="17"/>
+                <w:szCs w:val="17"/>
+              </w:rPr>
+              <w:t xml:space="preserve">URS-128</w:t>
+            </w:r>
+          </w:p>
+        </w:tc>
+      </w:tr>
+      <w:tr>
+        <w:tc>
+          <w:tcPr>
+            <w:tcW w:type="dxa" w:w="900"/>
+            <w:tcMar>
+              <w:top w:type="dxa" w:w="70"/>
+              <w:left w:type="dxa" w:w="110"/>
+              <w:bottom w:type="dxa" w:w="70"/>
+              <w:right w:type="dxa" w:w="110"/>
+            </w:tcMar>
+          </w:tcPr>
+          <w:p>
+            <w:r>
+              <w:rPr>
+                <w:sz w:val="17"/>
+                <w:szCs w:val="17"/>
+              </w:rPr>
+              <w:t xml:space="preserve">FRS-215</w:t>
+            </w:r>
+          </w:p>
+        </w:tc>
+        <w:tc>
+          <w:tcPr>
+            <w:tcW w:type="dxa" w:w="7300"/>
+            <w:tcMar>
+              <w:top w:type="dxa" w:w="70"/>
+              <w:left w:type="dxa" w:w="110"/>
+              <w:bottom w:type="dxa" w:w="70"/>
+              <w:right w:type="dxa" w:w="110"/>
+            </w:tcMar>
+          </w:tcPr>
+          <w:p>
+            <w:r>
+              <w:rPr>
+                <w:sz w:val="17"/>
+                <w:szCs w:val="17"/>
+              </w:rPr>
+              <w:t xml:space="preserve">syncAccount in src/server/auth/ldap.ts takes pg_advisory_xact_lock on the directory account key inside the transaction that creates the user and its audit entry.</w:t>
+            </w:r>
+          </w:p>
+        </w:tc>
+        <w:tc>
+          <w:tcPr>
+            <w:tcW w:type="dxa" w:w="1800"/>
+            <w:tcMar>
+              <w:top w:type="dxa" w:w="70"/>
+              <w:left w:type="dxa" w:w="110"/>
+              <w:bottom w:type="dxa" w:w="70"/>
+              <w:right w:type="dxa" w:w="110"/>
+            </w:tcMar>
+          </w:tcPr>
+          <w:p>
+            <w:r>
+              <w:rPr>
+                <w:sz w:val="17"/>
+                <w:szCs w:val="17"/>
+              </w:rPr>
+              <w:t xml:space="preserve">URS-129</w:t>
+            </w:r>
+          </w:p>
+        </w:tc>
+      </w:tr>
+      <w:tr>
+        <w:tc>
+          <w:tcPr>
+            <w:tcW w:type="dxa" w:w="900"/>
+            <w:shd w:fill="F2F5F7" w:val="clear"/>
+            <w:tcMar>
+              <w:top w:type="dxa" w:w="70"/>
+              <w:left w:type="dxa" w:w="110"/>
+              <w:bottom w:type="dxa" w:w="70"/>
+              <w:right w:type="dxa" w:w="110"/>
+            </w:tcMar>
+          </w:tcPr>
+          <w:p>
+            <w:r>
+              <w:rPr>
+                <w:sz w:val="17"/>
+                <w:szCs w:val="17"/>
+              </w:rPr>
+              <w:t xml:space="preserve">FRS-220</w:t>
+            </w:r>
+          </w:p>
+        </w:tc>
+        <w:tc>
+          <w:tcPr>
+            <w:tcW w:type="dxa" w:w="7300"/>
+            <w:shd w:fill="F2F5F7" w:val="clear"/>
+            <w:tcMar>
+              <w:top w:type="dxa" w:w="70"/>
+              <w:left w:type="dxa" w:w="110"/>
+              <w:bottom w:type="dxa" w:w="70"/>
+              <w:right w:type="dxa" w:w="110"/>
+            </w:tcMar>
+          </w:tcPr>
+          <w:p>
+            <w:r>
+              <w:rPr>
+                <w:sz w:val="17"/>
+                <w:szCs w:val="17"/>
+              </w:rPr>
+              <w:t xml:space="preserve">src/server/periodic/index.ts and src/server/periodic/evidence.ts open a review from a plan, store the evidence JSON with its SHA-256 (trigger: no edit), and complete it only with the checklist and a QA signature; the daily scan is src/server/schedules/periodic.ts.</w:t>
+            </w:r>
+          </w:p>
+        </w:tc>
+        <w:tc>
+          <w:tcPr>
+            <w:tcW w:type="dxa" w:w="1800"/>
+            <w:shd w:fill="F2F5F7" w:val="clear"/>
+            <w:tcMar>
+              <w:top w:type="dxa" w:w="70"/>
+              <w:left w:type="dxa" w:w="110"/>
+              <w:bottom w:type="dxa" w:w="70"/>
+              <w:right w:type="dxa" w:w="110"/>
+            </w:tcMar>
+          </w:tcPr>
+          <w:p>
+            <w:r>
+              <w:rPr>
+                <w:sz w:val="17"/>
+                <w:szCs w:val="17"/>
+              </w:rPr>
+              <w:t xml:space="preserve">URS-130</w:t>
+            </w:r>
+          </w:p>
+        </w:tc>
+      </w:tr>
+      <w:tr>
+        <w:tc>
+          <w:tcPr>
+            <w:tcW w:type="dxa" w:w="900"/>
+            <w:tcMar>
+              <w:top w:type="dxa" w:w="70"/>
+              <w:left w:type="dxa" w:w="110"/>
+              <w:bottom w:type="dxa" w:w="70"/>
+              <w:right w:type="dxa" w:w="110"/>
+            </w:tcMar>
+          </w:tcPr>
+          <w:p>
+            <w:r>
+              <w:rPr>
+                <w:sz w:val="17"/>
+                <w:szCs w:val="17"/>
+              </w:rPr>
+              <w:t xml:space="preserve">FRS-221</w:t>
+            </w:r>
+          </w:p>
+        </w:tc>
+        <w:tc>
+          <w:tcPr>
+            <w:tcW w:type="dxa" w:w="7300"/>
+            <w:tcMar>
+              <w:top w:type="dxa" w:w="70"/>
+              <w:left w:type="dxa" w:w="110"/>
+              <w:bottom w:type="dxa" w:w="70"/>
+              <w:right w:type="dxa" w:w="110"/>
+            </w:tcMar>
+          </w:tcPr>
+          <w:p>
+            <w:r>
+              <w:rPr>
+                <w:sz w:val="17"/>
+                <w:szCs w:val="17"/>
+              </w:rPr>
+              <w:t xml:space="preserve">src/server/retention.ts keeps every class indefinitely until QA signs a number; a hold is checked in the service and by a trigger in drizzle/0330_periodic_archive.sql.</w:t>
+            </w:r>
+          </w:p>
+        </w:tc>
+        <w:tc>
+          <w:tcPr>
+            <w:tcW w:type="dxa" w:w="1800"/>
+            <w:tcMar>
+              <w:top w:type="dxa" w:w="70"/>
+              <w:left w:type="dxa" w:w="110"/>
+              <w:bottom w:type="dxa" w:w="70"/>
+              <w:right w:type="dxa" w:w="110"/>
+            </w:tcMar>
+          </w:tcPr>
+          <w:p>
+            <w:r>
+              <w:rPr>
+                <w:sz w:val="17"/>
+                <w:szCs w:val="17"/>
+              </w:rPr>
+              <w:t xml:space="preserve">URS-131</w:t>
+            </w:r>
+          </w:p>
+        </w:tc>
+      </w:tr>
+      <w:tr>
+        <w:tc>
+          <w:tcPr>
+            <w:tcW w:type="dxa" w:w="900"/>
+            <w:shd w:fill="F2F5F7" w:val="clear"/>
+            <w:tcMar>
+              <w:top w:type="dxa" w:w="70"/>
+              <w:left w:type="dxa" w:w="110"/>
+              <w:bottom w:type="dxa" w:w="70"/>
+              <w:right w:type="dxa" w:w="110"/>
+            </w:tcMar>
+          </w:tcPr>
+          <w:p>
+            <w:r>
+              <w:rPr>
+                <w:sz w:val="17"/>
+                <w:szCs w:val="17"/>
+              </w:rPr>
+              <w:t xml:space="preserve">FRS-222</w:t>
+            </w:r>
+          </w:p>
+        </w:tc>
+        <w:tc>
+          <w:tcPr>
+            <w:tcW w:type="dxa" w:w="7300"/>
+            <w:shd w:fill="F2F5F7" w:val="clear"/>
+            <w:tcMar>
+              <w:top w:type="dxa" w:w="70"/>
+              <w:left w:type="dxa" w:w="110"/>
+              <w:bottom w:type="dxa" w:w="70"/>
+              <w:right w:type="dxa" w:w="110"/>
+            </w:tcMar>
+          </w:tcPr>
+          <w:p>
+            <w:r>
+              <w:rPr>
+                <w:sz w:val="17"/>
+                <w:szCs w:val="17"/>
+              </w:rPr>
+              <w:t xml:space="preserve">src/server/archive.ts builds the bundle with a manifest of file hashes, verifyArchive recomputes every file, the QA decision archives records and the guard answers 423; restoreArchive loads a bundle into an empty database; the weekly job archive.verify re-checks stored bundles.</w:t>
+            </w:r>
+          </w:p>
+        </w:tc>
+        <w:tc>
+          <w:tcPr>
+            <w:tcW w:type="dxa" w:w="1800"/>
+            <w:shd w:fill="F2F5F7" w:val="clear"/>
+            <w:tcMar>
+              <w:top w:type="dxa" w:w="70"/>
+              <w:left w:type="dxa" w:w="110"/>
+              <w:bottom w:type="dxa" w:w="70"/>
+              <w:right w:type="dxa" w:w="110"/>
+            </w:tcMar>
+          </w:tcPr>
+          <w:p>
+            <w:r>
+              <w:rPr>
+                <w:sz w:val="17"/>
+                <w:szCs w:val="17"/>
+              </w:rPr>
+              <w:t xml:space="preserve">URS-132</w:t>
+            </w:r>
+          </w:p>
+        </w:tc>
+      </w:tr>
+      <w:tr>
+        <w:tc>
+          <w:tcPr>
+            <w:tcW w:type="dxa" w:w="900"/>
+            <w:tcMar>
+              <w:top w:type="dxa" w:w="70"/>
+              <w:left w:type="dxa" w:w="110"/>
+              <w:bottom w:type="dxa" w:w="70"/>
+              <w:right w:type="dxa" w:w="110"/>
+            </w:tcMar>
+          </w:tcPr>
+          <w:p>
+            <w:r>
+              <w:rPr>
+                <w:sz w:val="17"/>
+                <w:szCs w:val="17"/>
+              </w:rPr>
+              <w:t xml:space="preserve">FRS-230</w:t>
+            </w:r>
+          </w:p>
+        </w:tc>
+        <w:tc>
+          <w:tcPr>
+            <w:tcW w:type="dxa" w:w="7300"/>
+            <w:tcMar>
+              <w:top w:type="dxa" w:w="70"/>
+              <w:left w:type="dxa" w:w="110"/>
+              <w:bottom w:type="dxa" w:w="70"/>
+              <w:right w:type="dxa" w:w="110"/>
+            </w:tcMar>
+          </w:tcPr>
+          <w:p>
+            <w:r>
+              <w:rPr>
+                <w:sz w:val="17"/>
+                <w:szCs w:val="17"/>
+              </w:rPr>
+              <w:t xml:space="preserve">src/server/routes/search.ts checks the permission of each group before searching it, searches only business records, is a read (no audit write) and caps each group at 20 hits.</w:t>
+            </w:r>
+          </w:p>
+        </w:tc>
+        <w:tc>
+          <w:tcPr>
+            <w:tcW w:type="dxa" w:w="1800"/>
+            <w:tcMar>
+              <w:top w:type="dxa" w:w="70"/>
+              <w:left w:type="dxa" w:w="110"/>
+              <w:bottom w:type="dxa" w:w="70"/>
+              <w:right w:type="dxa" w:w="110"/>
+            </w:tcMar>
+          </w:tcPr>
+          <w:p>
+            <w:r>
+              <w:rPr>
+                <w:sz w:val="17"/>
+                <w:szCs w:val="17"/>
+              </w:rPr>
+              <w:t xml:space="preserve">URS-133</w:t>
+            </w:r>
+          </w:p>
+        </w:tc>
+      </w:tr>
+      <w:tr>
+        <w:tc>
+          <w:tcPr>
+            <w:tcW w:type="dxa" w:w="900"/>
+            <w:shd w:fill="F2F5F7" w:val="clear"/>
+            <w:tcMar>
+              <w:top w:type="dxa" w:w="70"/>
+              <w:left w:type="dxa" w:w="110"/>
+              <w:bottom w:type="dxa" w:w="70"/>
+              <w:right w:type="dxa" w:w="110"/>
+            </w:tcMar>
+          </w:tcPr>
+          <w:p>
+            <w:r>
+              <w:rPr>
+                <w:sz w:val="17"/>
+                <w:szCs w:val="17"/>
+              </w:rPr>
+              <w:t xml:space="preserve">FRS-231</w:t>
+            </w:r>
+          </w:p>
+        </w:tc>
+        <w:tc>
+          <w:tcPr>
+            <w:tcW w:type="dxa" w:w="7300"/>
+            <w:shd w:fill="F2F5F7" w:val="clear"/>
+            <w:tcMar>
+              <w:top w:type="dxa" w:w="70"/>
+              <w:left w:type="dxa" w:w="110"/>
+              <w:bottom w:type="dxa" w:w="70"/>
+              <w:right w:type="dxa" w:w="110"/>
+            </w:tcMar>
+          </w:tcPr>
+          <w:p>
+            <w:r>
+              <w:rPr>
+                <w:sz w:val="17"/>
+                <w:szCs w:val="17"/>
+              </w:rPr>
+              <w:t xml:space="preserve">drizzle/0340_global_search.sql defines search_norm (IMMUTABLE) and six trigram indexes; both sides of each comparison go through search_norm; without pg_trgm the search scans and answers indexed:false.</w:t>
+            </w:r>
+          </w:p>
+        </w:tc>
+        <w:tc>
+          <w:tcPr>
+            <w:tcW w:type="dxa" w:w="1800"/>
+            <w:shd w:fill="F2F5F7" w:val="clear"/>
+            <w:tcMar>
+              <w:top w:type="dxa" w:w="70"/>
+              <w:left w:type="dxa" w:w="110"/>
+              <w:bottom w:type="dxa" w:w="70"/>
+              <w:right w:type="dxa" w:w="110"/>
+            </w:tcMar>
+          </w:tcPr>
+          <w:p>
+            <w:r>
+              <w:rPr>
+                <w:sz w:val="17"/>
+                <w:szCs w:val="17"/>
+              </w:rPr>
+              <w:t xml:space="preserve">URS-134</w:t>
+            </w:r>
+          </w:p>
+        </w:tc>
+      </w:tr>
+      <w:tr>
+        <w:tc>
+          <w:tcPr>
+            <w:tcW w:type="dxa" w:w="900"/>
+            <w:tcMar>
+              <w:top w:type="dxa" w:w="70"/>
+              <w:left w:type="dxa" w:w="110"/>
+              <w:bottom w:type="dxa" w:w="70"/>
+              <w:right w:type="dxa" w:w="110"/>
+            </w:tcMar>
+          </w:tcPr>
+          <w:p>
+            <w:r>
+              <w:rPr>
+                <w:sz w:val="17"/>
+                <w:szCs w:val="17"/>
+              </w:rPr>
+              <w:t xml:space="preserve">FRS-232</w:t>
+            </w:r>
+          </w:p>
+        </w:tc>
+        <w:tc>
+          <w:tcPr>
+            <w:tcW w:type="dxa" w:w="7300"/>
+            <w:tcMar>
+              <w:top w:type="dxa" w:w="70"/>
+              <w:left w:type="dxa" w:w="110"/>
+              <w:bottom w:type="dxa" w:w="70"/>
+              <w:right w:type="dxa" w:w="110"/>
+            </w:tcMar>
+          </w:tcPr>
+          <w:p>
+            <w:r>
+              <w:rPr>
+                <w:sz w:val="17"/>
+                <w:szCs w:val="17"/>
+              </w:rPr>
+              <w:t xml:space="preserve">src/App.tsx lazy-loads every screen and vite.config.ts splits the PDF stack, the charts and the QR decoder; tests/perf/bundle.cjs measures the first load.</w:t>
+            </w:r>
+          </w:p>
+        </w:tc>
+        <w:tc>
+          <w:tcPr>
+            <w:tcW w:type="dxa" w:w="1800"/>
+            <w:tcMar>
+              <w:top w:type="dxa" w:w="70"/>
+              <w:left w:type="dxa" w:w="110"/>
+              <w:bottom w:type="dxa" w:w="70"/>
+              <w:right w:type="dxa" w:w="110"/>
+            </w:tcMar>
+          </w:tcPr>
+          <w:p>
+            <w:r>
+              <w:rPr>
+                <w:sz w:val="17"/>
+                <w:szCs w:val="17"/>
+              </w:rPr>
+              <w:t xml:space="preserve">URS-135</w:t>
+            </w:r>
+          </w:p>
+        </w:tc>
+      </w:tr>
+      <w:tr>
+        <w:tc>
+          <w:tcPr>
+            <w:tcW w:type="dxa" w:w="900"/>
+            <w:shd w:fill="F2F5F7" w:val="clear"/>
+            <w:tcMar>
+              <w:top w:type="dxa" w:w="70"/>
+              <w:left w:type="dxa" w:w="110"/>
+              <w:bottom w:type="dxa" w:w="70"/>
+              <w:right w:type="dxa" w:w="110"/>
+            </w:tcMar>
+          </w:tcPr>
+          <w:p>
+            <w:r>
+              <w:rPr>
+                <w:sz w:val="17"/>
+                <w:szCs w:val="17"/>
+              </w:rPr>
+              <w:t xml:space="preserve">FRS-240</w:t>
+            </w:r>
+          </w:p>
+        </w:tc>
+        <w:tc>
+          <w:tcPr>
+            <w:tcW w:type="dxa" w:w="7300"/>
+            <w:shd w:fill="F2F5F7" w:val="clear"/>
+            <w:tcMar>
+              <w:top w:type="dxa" w:w="70"/>
+              <w:left w:type="dxa" w:w="110"/>
+              <w:bottom w:type="dxa" w:w="70"/>
+              <w:right w:type="dxa" w:w="110"/>
+            </w:tcMar>
+          </w:tcPr>
+          <w:p>
+            <w:r>
+              <w:rPr>
+                <w:sz w:val="17"/>
+                <w:szCs w:val="17"/>
+              </w:rPr>
+              <w:t xml:space="preserve">drizzle/0350_i18n_preferences.sql and src/i18n/server/: the table user_preferences (users untouched), GET/PUT /api/me/preferences with strict schema, actor from the session, version check and an audit entry per changed field in the same transaction.</w:t>
+            </w:r>
+          </w:p>
+        </w:tc>
+        <w:tc>
+          <w:tcPr>
+            <w:tcW w:type="dxa" w:w="1800"/>
+            <w:shd w:fill="F2F5F7" w:val="clear"/>
+            <w:tcMar>
+              <w:top w:type="dxa" w:w="70"/>
+              <w:left w:type="dxa" w:w="110"/>
+              <w:bottom w:type="dxa" w:w="70"/>
+              <w:right w:type="dxa" w:w="110"/>
+            </w:tcMar>
+          </w:tcPr>
+          <w:p>
+            <w:r>
+              <w:rPr>
+                <w:sz w:val="17"/>
+                <w:szCs w:val="17"/>
+              </w:rPr>
+              <w:t xml:space="preserve">URS-136</w:t>
+            </w:r>
+          </w:p>
+        </w:tc>
+      </w:tr>
+      <w:tr>
+        <w:tc>
+          <w:tcPr>
+            <w:tcW w:type="dxa" w:w="900"/>
+            <w:tcMar>
+              <w:top w:type="dxa" w:w="70"/>
+              <w:left w:type="dxa" w:w="110"/>
+              <w:bottom w:type="dxa" w:w="70"/>
+              <w:right w:type="dxa" w:w="110"/>
+            </w:tcMar>
+          </w:tcPr>
+          <w:p>
+            <w:r>
+              <w:rPr>
+                <w:sz w:val="17"/>
+                <w:szCs w:val="17"/>
+              </w:rPr>
+              <w:t xml:space="preserve">FRS-241</w:t>
+            </w:r>
+          </w:p>
+        </w:tc>
+        <w:tc>
+          <w:tcPr>
+            <w:tcW w:type="dxa" w:w="7300"/>
+            <w:tcMar>
+              <w:top w:type="dxa" w:w="70"/>
+              <w:left w:type="dxa" w:w="110"/>
+              <w:bottom w:type="dxa" w:w="70"/>
+              <w:right w:type="dxa" w:w="110"/>
+            </w:tcMar>
+          </w:tcPr>
+          <w:p>
+            <w:r>
+              <w:rPr>
+                <w:sz w:val="17"/>
+                <w:szCs w:val="17"/>
+              </w:rPr>
+              <w:t xml:space="preserve">src/lib/format.ts is the only place that asks for a locale and fixes it (en-US, latn, gregory); digit style is display only; exportTimestamp and exportNumber ignore it.</w:t>
+            </w:r>
+          </w:p>
+        </w:tc>
+        <w:tc>
+          <w:tcPr>
+            <w:tcW w:type="dxa" w:w="1800"/>
+            <w:tcMar>
+              <w:top w:type="dxa" w:w="70"/>
+              <w:left w:type="dxa" w:w="110"/>
+              <w:bottom w:type="dxa" w:w="70"/>
+              <w:right w:type="dxa" w:w="110"/>
+            </w:tcMar>
+          </w:tcPr>
+          <w:p>
+            <w:r>
+              <w:rPr>
+                <w:sz w:val="17"/>
+                <w:szCs w:val="17"/>
+              </w:rPr>
+              <w:t xml:space="preserve">URS-137</w:t>
+            </w:r>
+          </w:p>
+        </w:tc>
+      </w:tr>
+      <w:tr>
+        <w:tc>
+          <w:tcPr>
+            <w:tcW w:type="dxa" w:w="900"/>
+            <w:shd w:fill="F2F5F7" w:val="clear"/>
+            <w:tcMar>
+              <w:top w:type="dxa" w:w="70"/>
+              <w:left w:type="dxa" w:w="110"/>
+              <w:bottom w:type="dxa" w:w="70"/>
+              <w:right w:type="dxa" w:w="110"/>
+            </w:tcMar>
+          </w:tcPr>
+          <w:p>
+            <w:r>
+              <w:rPr>
+                <w:sz w:val="17"/>
+                <w:szCs w:val="17"/>
+              </w:rPr>
+              <w:t xml:space="preserve">FRS-242</w:t>
+            </w:r>
+          </w:p>
+        </w:tc>
+        <w:tc>
+          <w:tcPr>
+            <w:tcW w:type="dxa" w:w="7300"/>
+            <w:shd w:fill="F2F5F7" w:val="clear"/>
+            <w:tcMar>
+              <w:top w:type="dxa" w:w="70"/>
+              <w:left w:type="dxa" w:w="110"/>
+              <w:bottom w:type="dxa" w:w="70"/>
+              <w:right w:type="dxa" w:w="110"/>
+            </w:tcMar>
+          </w:tcPr>
+          <w:p>
+            <w:r>
+              <w:rPr>
+                <w:sz w:val="17"/>
+                <w:szCs w:val="17"/>
+              </w:rPr>
+              <w:t xml:space="preserve">src/lib/format.ts parseResultInput applies the same rule as the server parseDecimal (src/server/): a point, Latin digits or Arabic decimal separator; comma, grouping and exponent are refused.</w:t>
+            </w:r>
+          </w:p>
+        </w:tc>
+        <w:tc>
+          <w:tcPr>
+            <w:tcW w:type="dxa" w:w="1800"/>
+            <w:shd w:fill="F2F5F7" w:val="clear"/>
+            <w:tcMar>
+              <w:top w:type="dxa" w:w="70"/>
+              <w:left w:type="dxa" w:w="110"/>
+              <w:bottom w:type="dxa" w:w="70"/>
+              <w:right w:type="dxa" w:w="110"/>
+            </w:tcMar>
+          </w:tcPr>
+          <w:p>
+            <w:r>
+              <w:rPr>
+                <w:sz w:val="17"/>
+                <w:szCs w:val="17"/>
+              </w:rPr>
+              <w:t xml:space="preserve">URS-138</w:t>
+            </w:r>
+          </w:p>
+        </w:tc>
+      </w:tr>
+      <w:tr>
+        <w:tc>
+          <w:tcPr>
+            <w:tcW w:type="dxa" w:w="900"/>
+            <w:tcMar>
+              <w:top w:type="dxa" w:w="70"/>
+              <w:left w:type="dxa" w:w="110"/>
+              <w:bottom w:type="dxa" w:w="70"/>
+              <w:right w:type="dxa" w:w="110"/>
+            </w:tcMar>
+          </w:tcPr>
+          <w:p>
+            <w:r>
+              <w:rPr>
+                <w:sz w:val="17"/>
+                <w:szCs w:val="17"/>
+              </w:rPr>
+              <w:t xml:space="preserve">FRS-243</w:t>
+            </w:r>
+          </w:p>
+        </w:tc>
+        <w:tc>
+          <w:tcPr>
+            <w:tcW w:type="dxa" w:w="7300"/>
+            <w:tcMar>
+              <w:top w:type="dxa" w:w="70"/>
+              <w:left w:type="dxa" w:w="110"/>
+              <w:bottom w:type="dxa" w:w="70"/>
+              <w:right w:type="dxa" w:w="110"/>
+            </w:tcMar>
+          </w:tcPr>
+          <w:p>
+            <w:r>
+              <w:rPr>
+                <w:sz w:val="17"/>
+                <w:szCs w:val="17"/>
+              </w:rPr>
+              <w:t xml:space="preserve">src/i18n/en.json and src/i18n/ar.json hold the catalogues (Arabic marked as a draft); tests/unit/i18n/catalogue.test.ts compares keys and placeholders; regulated wording is not a catalogue key.</w:t>
+            </w:r>
+          </w:p>
+        </w:tc>
+        <w:tc>
+          <w:tcPr>
+            <w:tcW w:type="dxa" w:w="1800"/>
+            <w:tcMar>
+              <w:top w:type="dxa" w:w="70"/>
+              <w:left w:type="dxa" w:w="110"/>
+              <w:bottom w:type="dxa" w:w="70"/>
+              <w:right w:type="dxa" w:w="110"/>
+            </w:tcMar>
+          </w:tcPr>
+          <w:p>
+            <w:r>
+              <w:rPr>
+                <w:sz w:val="17"/>
+                <w:szCs w:val="17"/>
+              </w:rPr>
+              <w:t xml:space="preserve">URS-139</w:t>
+            </w:r>
+          </w:p>
+        </w:tc>
+      </w:tr>
+      <w:tr>
+        <w:tc>
+          <w:tcPr>
+            <w:tcW w:type="dxa" w:w="900"/>
+            <w:shd w:fill="F2F5F7" w:val="clear"/>
+            <w:tcMar>
+              <w:top w:type="dxa" w:w="70"/>
+              <w:left w:type="dxa" w:w="110"/>
+              <w:bottom w:type="dxa" w:w="70"/>
+              <w:right w:type="dxa" w:w="110"/>
+            </w:tcMar>
+          </w:tcPr>
+          <w:p>
+            <w:r>
+              <w:rPr>
+                <w:sz w:val="17"/>
+                <w:szCs w:val="17"/>
+              </w:rPr>
+              <w:t xml:space="preserve">FRS-250</w:t>
+            </w:r>
+          </w:p>
+        </w:tc>
+        <w:tc>
+          <w:tcPr>
+            <w:tcW w:type="dxa" w:w="7300"/>
+            <w:shd w:fill="F2F5F7" w:val="clear"/>
+            <w:tcMar>
+              <w:top w:type="dxa" w:w="70"/>
+              <w:left w:type="dxa" w:w="110"/>
+              <w:bottom w:type="dxa" w:w="70"/>
+              <w:right w:type="dxa" w:w="110"/>
+            </w:tcMar>
+          </w:tcPr>
+          <w:p>
+            <w:r>
+              <w:rPr>
+                <w:sz w:val="17"/>
+                <w:szCs w:val="17"/>
+              </w:rPr>
+              <w:t xml:space="preserve">scripts/release/after-pack.cjs (electron-builder afterPack hook, registered in package.json) hashes the packaged application folder with scripts/release/manifest-lib.cjs and writes release-manifest.json (signed with RELEASE_SIGNING_KEY when set); desktop/main.cjs checkIntegrity refuses to start (SYSTEM_INTEGRITY_FAIL) when verifyInstall fails.</w:t>
+            </w:r>
+          </w:p>
+        </w:tc>
+        <w:tc>
+          <w:tcPr>
+            <w:tcW w:type="dxa" w:w="1800"/>
+            <w:shd w:fill="F2F5F7" w:val="clear"/>
+            <w:tcMar>
+              <w:top w:type="dxa" w:w="70"/>
+              <w:left w:type="dxa" w:w="110"/>
+              <w:bottom w:type="dxa" w:w="70"/>
+              <w:right w:type="dxa" w:w="110"/>
+            </w:tcMar>
+          </w:tcPr>
+          <w:p>
+            <w:r>
+              <w:rPr>
+                <w:sz w:val="17"/>
+                <w:szCs w:val="17"/>
+              </w:rPr>
+              <w:t xml:space="preserve">URS-140</w:t>
+            </w:r>
+          </w:p>
+        </w:tc>
+      </w:tr>
+      <w:tr>
+        <w:tc>
+          <w:tcPr>
+            <w:tcW w:type="dxa" w:w="900"/>
+            <w:tcMar>
+              <w:top w:type="dxa" w:w="70"/>
+              <w:left w:type="dxa" w:w="110"/>
+              <w:bottom w:type="dxa" w:w="70"/>
+              <w:right w:type="dxa" w:w="110"/>
+            </w:tcMar>
+          </w:tcPr>
+          <w:p>
+            <w:r>
+              <w:rPr>
+                <w:sz w:val="17"/>
+                <w:szCs w:val="17"/>
+              </w:rPr>
+              <w:t xml:space="preserve">FRS-251</w:t>
+            </w:r>
+          </w:p>
+        </w:tc>
+        <w:tc>
+          <w:tcPr>
+            <w:tcW w:type="dxa" w:w="7300"/>
+            <w:tcMar>
+              <w:top w:type="dxa" w:w="70"/>
+              <w:left w:type="dxa" w:w="110"/>
+              <w:bottom w:type="dxa" w:w="70"/>
+              <w:right w:type="dxa" w:w="110"/>
+            </w:tcMar>
+          </w:tcPr>
+          <w:p>
+            <w:r>
+              <w:rPr>
+                <w:sz w:val="17"/>
+                <w:szCs w:val="17"/>
+              </w:rPr>
+              <w:t xml:space="preserve">scripts/release/manifest-lib.cjs verifyInstall reports changed, missing and unexpected files and checks an Ed25519 signature against the public key.</w:t>
+            </w:r>
+          </w:p>
+        </w:tc>
+        <w:tc>
+          <w:tcPr>
+            <w:tcW w:type="dxa" w:w="1800"/>
+            <w:tcMar>
+              <w:top w:type="dxa" w:w="70"/>
+              <w:left w:type="dxa" w:w="110"/>
+              <w:bottom w:type="dxa" w:w="70"/>
+              <w:right w:type="dxa" w:w="110"/>
+            </w:tcMar>
+          </w:tcPr>
+          <w:p>
+            <w:r>
+              <w:rPr>
+                <w:sz w:val="17"/>
+                <w:szCs w:val="17"/>
+              </w:rPr>
+              <w:t xml:space="preserve">URS-141</w:t>
+            </w:r>
+          </w:p>
+        </w:tc>
+      </w:tr>
+      <w:tr>
+        <w:tc>
+          <w:tcPr>
+            <w:tcW w:type="dxa" w:w="900"/>
+            <w:shd w:fill="F2F5F7" w:val="clear"/>
+            <w:tcMar>
+              <w:top w:type="dxa" w:w="70"/>
+              <w:left w:type="dxa" w:w="110"/>
+              <w:bottom w:type="dxa" w:w="70"/>
+              <w:right w:type="dxa" w:w="110"/>
+            </w:tcMar>
+          </w:tcPr>
+          <w:p>
+            <w:r>
+              <w:rPr>
+                <w:sz w:val="17"/>
+                <w:szCs w:val="17"/>
+              </w:rPr>
+              <w:t xml:space="preserve">FRS-252</w:t>
+            </w:r>
+          </w:p>
+        </w:tc>
+        <w:tc>
+          <w:tcPr>
+            <w:tcW w:type="dxa" w:w="7300"/>
+            <w:shd w:fill="F2F5F7" w:val="clear"/>
+            <w:tcMar>
+              <w:top w:type="dxa" w:w="70"/>
+              <w:left w:type="dxa" w:w="110"/>
+              <w:bottom w:type="dxa" w:w="70"/>
+              <w:right w:type="dxa" w:w="110"/>
+            </w:tcMar>
+          </w:tcPr>
+          <w:p>
+            <w:r>
+              <w:rPr>
+                <w:sz w:val="17"/>
+                <w:szCs w:val="17"/>
+              </w:rPr>
+              <w:t xml:space="preserve">tests/installer/gui-smoke.ps1 installs the built Windows installer silently, starts the real application and reads logs/release-events.jsonl; .github/workflows/build.yml runs it as a blocking step before the pre-release is published.</w:t>
+            </w:r>
+          </w:p>
+        </w:tc>
+        <w:tc>
+          <w:tcPr>
+            <w:tcW w:type="dxa" w:w="1800"/>
+            <w:shd w:fill="F2F5F7" w:val="clear"/>
+            <w:tcMar>
+              <w:top w:type="dxa" w:w="70"/>
+              <w:left w:type="dxa" w:w="110"/>
+              <w:bottom w:type="dxa" w:w="70"/>
+              <w:right w:type="dxa" w:w="110"/>
+            </w:tcMar>
+          </w:tcPr>
+          <w:p>
+            <w:r>
+              <w:rPr>
+                <w:sz w:val="17"/>
+                <w:szCs w:val="17"/>
+              </w:rPr>
+              <w:t xml:space="preserve">URS-142</w:t>
+            </w:r>
+          </w:p>
+        </w:tc>
+      </w:tr>
+      <w:tr>
+        <w:tc>
+          <w:tcPr>
+            <w:tcW w:type="dxa" w:w="900"/>
+            <w:tcMar>
+              <w:top w:type="dxa" w:w="70"/>
+              <w:left w:type="dxa" w:w="110"/>
+              <w:bottom w:type="dxa" w:w="70"/>
+              <w:right w:type="dxa" w:w="110"/>
+            </w:tcMar>
+          </w:tcPr>
+          <w:p>
+            <w:r>
+              <w:rPr>
+                <w:sz w:val="17"/>
+                <w:szCs w:val="17"/>
+              </w:rPr>
+              <w:t xml:space="preserve">FRS-253</w:t>
+            </w:r>
+          </w:p>
+        </w:tc>
+        <w:tc>
+          <w:tcPr>
+            <w:tcW w:type="dxa" w:w="7300"/>
+            <w:tcMar>
+              <w:top w:type="dxa" w:w="70"/>
+              <w:left w:type="dxa" w:w="110"/>
+              <w:bottom w:type="dxa" w:w="70"/>
+              <w:right w:type="dxa" w:w="110"/>
+            </w:tcMar>
+          </w:tcPr>
+          <w:p>
+            <w:r>
+              <w:rPr>
+                <w:sz w:val="17"/>
+                <w:szCs w:val="17"/>
+              </w:rPr>
+              <w:t xml:space="preserve">desktop/pg-supervisor.cjs provision, superviseEmbedded, bootstrapDatabase, finalizeAppRole, checkDisk and verifyBinaries; desktop/main.cjs mode embedded keeps the passwords in the OS store and starts the server as the unprivileged role.</w:t>
+            </w:r>
+          </w:p>
+        </w:tc>
+        <w:tc>
+          <w:tcPr>
+            <w:tcW w:type="dxa" w:w="1800"/>
+            <w:tcMar>
+              <w:top w:type="dxa" w:w="70"/>
+              <w:left w:type="dxa" w:w="110"/>
+              <w:bottom w:type="dxa" w:w="70"/>
+              <w:right w:type="dxa" w:w="110"/>
+            </w:tcMar>
+          </w:tcPr>
+          <w:p>
+            <w:r>
+              <w:rPr>
+                <w:sz w:val="17"/>
+                <w:szCs w:val="17"/>
+              </w:rPr>
+              <w:t xml:space="preserve">URS-143</w:t>
+            </w:r>
+          </w:p>
+        </w:tc>
+      </w:tr>
+      <w:tr>
+        <w:tc>
+          <w:tcPr>
+            <w:tcW w:type="dxa" w:w="900"/>
+            <w:shd w:fill="F2F5F7" w:val="clear"/>
+            <w:tcMar>
+              <w:top w:type="dxa" w:w="70"/>
+              <w:left w:type="dxa" w:w="110"/>
+              <w:bottom w:type="dxa" w:w="70"/>
+              <w:right w:type="dxa" w:w="110"/>
+            </w:tcMar>
+          </w:tcPr>
+          <w:p>
+            <w:r>
+              <w:rPr>
+                <w:sz w:val="17"/>
+                <w:szCs w:val="17"/>
+              </w:rPr>
+              <w:t xml:space="preserve">FRS-254</w:t>
+            </w:r>
+          </w:p>
+        </w:tc>
+        <w:tc>
+          <w:tcPr>
+            <w:tcW w:type="dxa" w:w="7300"/>
+            <w:shd w:fill="F2F5F7" w:val="clear"/>
+            <w:tcMar>
+              <w:top w:type="dxa" w:w="70"/>
+              <w:left w:type="dxa" w:w="110"/>
+              <w:bottom w:type="dxa" w:w="70"/>
+              <w:right w:type="dxa" w:w="110"/>
+            </w:tcMar>
+          </w:tcPr>
+          <w:p>
+            <w:r>
+              <w:rPr>
+                <w:sz w:val="17"/>
+                <w:szCs w:val="17"/>
+              </w:rPr>
+              <w:t xml:space="preserve">desktop/pg-bundle.json pins the version, url and SHA-256 of the binaries and desktop/pg-fetch.cjs refuses to download until the hash is pinned; build.yml warns when it is not.</w:t>
+            </w:r>
+          </w:p>
+        </w:tc>
+        <w:tc>
+          <w:tcPr>
+            <w:tcW w:type="dxa" w:w="1800"/>
+            <w:shd w:fill="F2F5F7" w:val="clear"/>
+            <w:tcMar>
+              <w:top w:type="dxa" w:w="70"/>
+              <w:left w:type="dxa" w:w="110"/>
+              <w:bottom w:type="dxa" w:w="70"/>
+              <w:right w:type="dxa" w:w="110"/>
+            </w:tcMar>
+          </w:tcPr>
+          <w:p>
+            <w:r>
+              <w:rPr>
+                <w:sz w:val="17"/>
+                <w:szCs w:val="17"/>
+              </w:rPr>
+              <w:t xml:space="preserve">URS-144</w:t>
+            </w:r>
+          </w:p>
+        </w:tc>
+      </w:tr>
+      <w:tr>
+        <w:tc>
+          <w:tcPr>
+            <w:tcW w:type="dxa" w:w="900"/>
+            <w:tcMar>
+              <w:top w:type="dxa" w:w="70"/>
+              <w:left w:type="dxa" w:w="110"/>
+              <w:bottom w:type="dxa" w:w="70"/>
+              <w:right w:type="dxa" w:w="110"/>
+            </w:tcMar>
+          </w:tcPr>
+          <w:p>
+            <w:r>
+              <w:rPr>
+                <w:sz w:val="17"/>
+                <w:szCs w:val="17"/>
+              </w:rPr>
+              <w:t xml:space="preserve">FRS-255</w:t>
+            </w:r>
+          </w:p>
+        </w:tc>
+        <w:tc>
+          <w:tcPr>
+            <w:tcW w:type="dxa" w:w="7300"/>
+            <w:tcMar>
+              <w:top w:type="dxa" w:w="70"/>
+              <w:left w:type="dxa" w:w="110"/>
+              <w:bottom w:type="dxa" w:w="70"/>
+              <w:right w:type="dxa" w:w="110"/>
+            </w:tcMar>
+          </w:tcPr>
+          <w:p>
+            <w:r>
+              <w:rPr>
+                <w:sz w:val="17"/>
+                <w:szCs w:val="17"/>
+              </w:rPr>
+              <w:t xml:space="preserve">scripts/ builds a CycloneDX SBOM, the audit gate fails on an unwaived high advisory, and the update package is checked against the published manifest (tests/installer/integrity.test.cjs, updater.test.cjs).</w:t>
+            </w:r>
+          </w:p>
+        </w:tc>
+        <w:tc>
+          <w:tcPr>
+            <w:tcW w:type="dxa" w:w="1800"/>
+            <w:tcMar>
+              <w:top w:type="dxa" w:w="70"/>
+              <w:left w:type="dxa" w:w="110"/>
+              <w:bottom w:type="dxa" w:w="70"/>
+              <w:right w:type="dxa" w:w="110"/>
+            </w:tcMar>
+          </w:tcPr>
+          <w:p>
+            <w:r>
+              <w:rPr>
+                <w:sz w:val="17"/>
+                <w:szCs w:val="17"/>
+              </w:rPr>
+              <w:t xml:space="preserve">URS-145</w:t>
+            </w:r>
+          </w:p>
+        </w:tc>
+      </w:tr>
     </w:tbl>
     <w:p>
       <w:pPr>
         <w:pStyle w:val="Heading1"/>
       </w:pPr>
-      <w:bookmarkStart w:name="_Toc53" w:id="53"/>
+      <w:bookmarkStart w:name="_Toc60" w:id="60"/>
       <w:r>
         <w:t xml:space="preserve">Approval</w:t>
       </w:r>
-      <w:bookmarkEnd w:id="53"/>
+      <w:bookmarkEnd w:id="60"/>
     </w:p>
     <w:tbl>
       <w:tblPr>
